--- a/docs/word/MICP软著补正补充说明.docx
+++ b/docs/word/MICP软著补正补充说明.docx
@@ -764,7 +764,7 @@
                 <w:b w:val="0"/>
                 <w:sz w:val="21"/>
               </w:rPr>
-              <w:t>圆柱试样 Φ39.1 mm × 80 mm，体积取 96 cm³；利用率由孔隙体积与胶结液体积之比裁剪到 0.35～1</w:t>
+              <w:t>圆柱试样直径 39.1 mm、高 80 mm，体积取 96 cm³；利用率由孔隙体积与胶结液体积之比裁剪到 0.35～1</w:t>
             </w:r>
           </w:p>
         </w:tc>
@@ -784,7 +784,7 @@
                 <w:b w:val="0"/>
                 <w:sz w:val="21"/>
               </w:rPr>
-              <w:t>该直径和高度是国内三轴试验常用试样尺寸，试验方法见 GB/T 50123—2019[8]</w:t>
+              <w:t>39.1 mm 是 GB/T 50123—2019 规定的三轴试样直径之一，80 mm 对应的高径比约 2.05，落在 2.0～2.5 内[8]</w:t>
             </w:r>
           </w:p>
         </w:tc>
@@ -846,7 +846,7 @@
                 <w:b w:val="0"/>
                 <w:sz w:val="21"/>
               </w:rPr>
-              <w:t>Al Qabany 等观察到注入速率和浓度会改变化学效率与孔隙中的沉淀分布[3]。0.75 和 1.8 是本软件系数</w:t>
+              <w:t>Al Qabany 等观察到注入速率过高时化学效率下降，浓度主要改变孔隙中的沉淀分布[3]。0.75 和 1.8 是本软件系数</w:t>
             </w:r>
           </w:p>
         </w:tc>
